--- a/Games/PC/Strategy/Commandos Behind Enemy Lines (2.51 GB)/3-Media (2.26 GB)/3-Video/1-Trailers/Source.docx
+++ b/Games/PC/Strategy/Commandos Behind Enemy Lines (2.51 GB)/3-Media (2.26 GB)/3-Video/1-Trailers/Source.docx
@@ -48,7 +48,7 @@
         <w:t>] [</w:t>
       </w:r>
       <w:r>
-        <w:t>Commandos: Behind Enemy Lines (1998) - Official Trailer</w:t>
+        <w:t>Commandos: Behind Enemy Lines - PC - Media - Video - Trailers -&gt; Commandos: Behind Enemy Lines (1998) - Official Trailer</w:t>
       </w:r>
       <w:r>
         <w:t>]</w:t>
@@ -94,6 +94,34 @@
       </w:r>
       <w:r>
         <w:t>Entertainment</w:t>
+      </w:r>
+    </w:p>
+    <w:p>
+      <w:pPr>
+        <w:ind w:left="720"/>
+      </w:pPr>
+      <w:r>
+        <w:t xml:space="preserve">* </w:t>
+      </w:r>
+      <w:r>
+        <w:rPr>
+          <w:b/>
+          <w:bCs/>
+        </w:rPr>
+        <w:t xml:space="preserve">Source </w:t>
+      </w:r>
+      <w:r>
+        <w:rPr>
+          <w:b/>
+          <w:bCs/>
+        </w:rPr>
+        <w:t>Platform</w:t>
+      </w:r>
+      <w:r>
+        <w:t xml:space="preserve">: </w:t>
+      </w:r>
+      <w:r>
+        <w:t>YouTube (https://www.youtube.com)</w:t>
       </w:r>
     </w:p>
     <w:p>
@@ -129,6 +157,17 @@
           <w:rPr>
             <w:rStyle w:val="Hyperlink"/>
           </w:rPr>
+          <w:t>https://www.youtube.com/@RetroGameTrailers</w:t>
+        </w:r>
+      </w:hyperlink>
+      <w:r>
+        <w:t xml:space="preserve"> -&gt; </w:t>
+      </w:r>
+      <w:hyperlink r:id="rId7" w:history="1">
+        <w:r>
+          <w:rPr>
+            <w:rStyle w:val="Hyperlink"/>
+          </w:rPr>
           <w:t>https://youtu.be/1I4D2KBQMCo</w:t>
         </w:r>
       </w:hyperlink>
@@ -152,10 +191,17 @@
         <w:t>Download Server / Mirror</w:t>
       </w:r>
       <w:r>
-        <w:t>: www.youtube.com</w:t>
-      </w:r>
-      <w:r>
-        <w:br/>
+        <w:t xml:space="preserve">: </w:t>
+      </w:r>
+      <w:r>
+        <w:t>https://www.youtube.com [YouTube Server]</w:t>
+      </w:r>
+    </w:p>
+    <w:p>
+      <w:pPr>
+        <w:ind w:left="720"/>
+      </w:pPr>
+      <w:r>
         <w:t xml:space="preserve">* </w:t>
       </w:r>
       <w:r>
@@ -169,7 +215,7 @@
         <w:t xml:space="preserve">: </w:t>
       </w:r>
       <w:r>
-        <w:t>IDM</w:t>
+        <w:t>Browser Extension: IDM Integration Module (https://chromewebstore.google.com/detail/idm-integration-module/ngpampappnmepgilojfohadhhmbhlaek) [Used to download YouTube videos directly]</w:t>
       </w:r>
     </w:p>
     <w:p>
@@ -256,10 +302,27 @@
         <w:t xml:space="preserve">: </w:t>
       </w:r>
       <w:r>
-        <w:t xml:space="preserve">KINGSTON Games (F:)/Games/.. </w:t>
-      </w:r>
-      <w:r>
-        <w:br/>
+        <w:t>KINGSTON Games (F:)/Games</w:t>
+      </w:r>
+      <w:proofErr w:type="gramStart"/>
+      <w:r>
+        <w:t>/..</w:t>
+      </w:r>
+      <w:proofErr w:type="gramEnd"/>
+      <w:r>
+        <w:t xml:space="preserve"> | StorageType: Cloud -&gt; Platform: GitHub -&gt; Account: gamekingdomelbaf1 -&gt; Repository: KingdomheartsGame -&gt; Path: Games/PC/Strategy/Commandos Behind Enemy Lines (2.51 </w:t>
+      </w:r>
+      <w:proofErr w:type="gramStart"/>
+      <w:r>
+        <w:t>GB)/..</w:t>
+      </w:r>
+      <w:proofErr w:type="gramEnd"/>
+    </w:p>
+    <w:p>
+      <w:pPr>
+        <w:ind w:left="720"/>
+      </w:pPr>
+      <w:r>
         <w:t xml:space="preserve">* </w:t>
       </w:r>
       <w:r>

--- a/Games/PC/Strategy/Commandos Behind Enemy Lines (2.51 GB)/3-Media (2.26 GB)/3-Video/1-Trailers/Source.docx
+++ b/Games/PC/Strategy/Commandos Behind Enemy Lines (2.51 GB)/3-Media (2.26 GB)/3-Video/1-Trailers/Source.docx
@@ -11,47 +11,43 @@
         </w:numPr>
       </w:pPr>
       <w:r>
-        <w:t xml:space="preserve">* </w:t>
+        <w:rPr>
+          <w:bCs/>
+        </w:rPr>
+        <w:t>*</w:t>
       </w:r>
       <w:r>
         <w:rPr>
           <w:b/>
+        </w:rPr>
+        <w:t xml:space="preserve"> Source ID: </w:t>
+      </w:r>
+      <w:r>
+        <w:rPr>
           <w:bCs/>
         </w:rPr>
-        <w:t>Download Name</w:t>
-      </w:r>
-      <w:r>
-        <w:t>: [</w:t>
-      </w:r>
-      <w:r>
-        <w:t>Commandos_ Behind Enemy Lines (1998) - Official Trailer.mp4</w:t>
-      </w:r>
-      <w:r>
-        <w:t xml:space="preserve"> </w:t>
-      </w:r>
-      <w:r>
-        <w:t xml:space="preserve">-&gt; </w:t>
-      </w:r>
-      <w:r>
-        <w:t>Commandos</w:t>
-      </w:r>
-      <w:r>
-        <w:t xml:space="preserve"> -</w:t>
-      </w:r>
-      <w:r>
-        <w:t xml:space="preserve"> Behind Enemy Lines (1998) - Official Trailer</w:t>
-      </w:r>
-      <w:r>
-        <w:t>.mp4</w:t>
-      </w:r>
-      <w:r>
-        <w:t>] [</w:t>
-      </w:r>
-      <w:r>
-        <w:t>Commandos: Behind Enemy Lines - PC - Media - Video - Trailers -&gt; Commandos: Behind Enemy Lines (1998) - Official Trailer</w:t>
-      </w:r>
-      <w:r>
-        <w:t>]</w:t>
+        <w:t>1</w:t>
+      </w:r>
+      <w:r>
+        <w:rPr>
+          <w:bCs/>
+        </w:rPr>
+        <w:t>51</w:t>
+      </w:r>
+      <w:r>
+        <w:br/>
+      </w:r>
+      <w:r>
+        <w:t xml:space="preserve">* </w:t>
+      </w:r>
+      <w:r>
+        <w:rPr>
+          <w:b/>
+        </w:rPr>
+        <w:t>Content Title</w:t>
+      </w:r>
+      <w:r>
+        <w:t>: [Commandos_ Behind Enemy Lines (1998) - Official Trailer.mp4 -&gt; Commandos - Behind Enemy Lines (1998) - Official Trailer.mp4] [Commandos: Behind Enemy Lines - PC - Media - Video - Trailers -&gt; Commandos: Behind Enemy Lines (1998) - Official Trailer]</w:t>
       </w:r>
     </w:p>
     <w:p>
@@ -64,15 +60,11 @@
       <w:r>
         <w:rPr>
           <w:b/>
-          <w:bCs/>
         </w:rPr>
-        <w:t>Download Type</w:t>
-      </w:r>
-      <w:r>
-        <w:t xml:space="preserve">: </w:t>
-      </w:r>
-      <w:r>
-        <w:t>Video</w:t>
+        <w:t>Content Type</w:t>
+      </w:r>
+      <w:r>
+        <w:t>: Video</w:t>
       </w:r>
     </w:p>
     <w:p>
@@ -85,15 +77,11 @@
       <w:r>
         <w:rPr>
           <w:b/>
-          <w:bCs/>
         </w:rPr>
-        <w:t>Source Type</w:t>
-      </w:r>
-      <w:r>
-        <w:t xml:space="preserve">: </w:t>
-      </w:r>
-      <w:r>
-        <w:t>Entertainment</w:t>
+        <w:t>Domain</w:t>
+      </w:r>
+      <w:r>
+        <w:t>: Entertainment</w:t>
       </w:r>
     </w:p>
     <w:p>
@@ -106,37 +94,25 @@
       <w:r>
         <w:rPr>
           <w:b/>
-          <w:bCs/>
         </w:rPr>
-        <w:t xml:space="preserve">Source </w:t>
+        <w:t>Source Platform</w:t>
+      </w:r>
+      <w:r>
+        <w:t>: YouTube (https://www.youtube.com)</w:t>
+      </w:r>
+    </w:p>
+    <w:p>
+      <w:pPr>
+        <w:ind w:left="720"/>
+      </w:pPr>
+      <w:r>
+        <w:t xml:space="preserve">* </w:t>
       </w:r>
       <w:r>
         <w:rPr>
           <w:b/>
-          <w:bCs/>
         </w:rPr>
-        <w:t>Platform</w:t>
-      </w:r>
-      <w:r>
-        <w:t xml:space="preserve">: </w:t>
-      </w:r>
-      <w:r>
-        <w:t>YouTube (https://www.youtube.com)</w:t>
-      </w:r>
-    </w:p>
-    <w:p>
-      <w:pPr>
-        <w:ind w:left="720"/>
-      </w:pPr>
-      <w:r>
-        <w:t xml:space="preserve">* </w:t>
-      </w:r>
-      <w:r>
-        <w:rPr>
-          <w:b/>
-          <w:bCs/>
-        </w:rPr>
-        <w:t>Download Source</w:t>
+        <w:t>Source Reference</w:t>
       </w:r>
       <w:r>
         <w:t xml:space="preserve">: </w:t>
@@ -171,15 +147,11 @@
           <w:t>https://youtu.be/1I4D2KBQMCo</w:t>
         </w:r>
       </w:hyperlink>
-      <w:r>
-        <w:t xml:space="preserve"> </w:t>
-      </w:r>
-      <w:r>
-        <w:t xml:space="preserve"> </w:t>
-      </w:r>
-      <w:r>
-        <w:br/>
-      </w:r>
+    </w:p>
+    <w:p>
+      <w:pPr>
+        <w:ind w:left="720"/>
+      </w:pPr>
       <w:r>
         <w:t xml:space="preserve">* </w:t>
       </w:r>
@@ -188,13 +160,13 @@
           <w:b/>
           <w:bCs/>
         </w:rPr>
-        <w:t>Download Server / Mirror</w:t>
+        <w:t>Source Type</w:t>
       </w:r>
       <w:r>
         <w:t xml:space="preserve">: </w:t>
       </w:r>
       <w:r>
-        <w:t>https://www.youtube.com [YouTube Server]</w:t>
+        <w:t>Downloaded</w:t>
       </w:r>
     </w:p>
     <w:p>
@@ -209,13 +181,19 @@
           <w:b/>
           <w:bCs/>
         </w:rPr>
-        <w:t>Download Method</w:t>
-      </w:r>
-      <w:r>
-        <w:t xml:space="preserve">: </w:t>
-      </w:r>
-      <w:r>
-        <w:t>Browser Extension: IDM Integration Module (https://chromewebstore.google.com/detail/idm-integration-module/ngpampappnmepgilojfohadhhmbhlaek) [Used to download YouTube videos directly]</w:t>
+        <w:t>Source Nature:</w:t>
+      </w:r>
+      <w:r>
+        <w:t xml:space="preserve"> </w:t>
+      </w:r>
+      <w:r>
+        <w:t>D</w:t>
+      </w:r>
+      <w:r>
+        <w:t>igital</w:t>
+      </w:r>
+      <w:r>
+        <w:t xml:space="preserve">  </w:t>
       </w:r>
     </w:p>
     <w:p>
@@ -228,15 +206,11 @@
       <w:r>
         <w:rPr>
           <w:b/>
-          <w:bCs/>
         </w:rPr>
-        <w:t>Download Format</w:t>
-      </w:r>
-      <w:r>
-        <w:t>: .</w:t>
-      </w:r>
-      <w:r>
-        <w:t>mp4</w:t>
+        <w:t>Storage Host</w:t>
+      </w:r>
+      <w:r>
+        <w:t>: https://www.youtube.com [YouTube Server]</w:t>
       </w:r>
     </w:p>
     <w:p>
@@ -249,21 +223,11 @@
       <w:r>
         <w:rPr>
           <w:b/>
-          <w:bCs/>
         </w:rPr>
-        <w:t>Download Quality</w:t>
-      </w:r>
-      <w:r>
-        <w:t xml:space="preserve">: </w:t>
-      </w:r>
-      <w:r>
-        <w:t>1080p HD 15 fps</w:t>
-      </w:r>
-      <w:r>
-        <w:t xml:space="preserve"> - </w:t>
-      </w:r>
-      <w:r>
-        <w:t>High (Full HD)</w:t>
+        <w:t>Acquisition Method</w:t>
+      </w:r>
+      <w:r>
+        <w:t>: Browser Extension: IDM Integration Module (https://chromewebstore.google.com/detail/idm-integration-module/ngpampappnmepgilojfohadhhmbhlaek) [Used to download YouTube videos directly]</w:t>
       </w:r>
     </w:p>
     <w:p>
@@ -276,12 +240,11 @@
       <w:r>
         <w:rPr>
           <w:b/>
-          <w:bCs/>
         </w:rPr>
-        <w:t>Download Date</w:t>
-      </w:r>
-      <w:r>
-        <w:t>: 8/29/2025</w:t>
+        <w:t>File Format</w:t>
+      </w:r>
+      <w:r>
+        <w:t>: .mp4</w:t>
       </w:r>
     </w:p>
     <w:p>
@@ -294,29 +257,12 @@
       <w:r>
         <w:rPr>
           <w:b/>
-          <w:bCs/>
         </w:rPr>
-        <w:t>Saved Location</w:t>
-      </w:r>
-      <w:r>
-        <w:t xml:space="preserve">: </w:t>
-      </w:r>
-      <w:r>
-        <w:t>KINGSTON Games (F:)/Games</w:t>
-      </w:r>
-      <w:proofErr w:type="gramStart"/>
-      <w:r>
-        <w:t>/..</w:t>
-      </w:r>
-      <w:proofErr w:type="gramEnd"/>
-      <w:r>
-        <w:t xml:space="preserve"> | StorageType: Cloud -&gt; Platform: GitHub -&gt; Account: gamekingdomelbaf1 -&gt; Repository: KingdomheartsGame -&gt; Path: Games/PC/Strategy/Commandos Behind Enemy Lines (2.51 </w:t>
-      </w:r>
-      <w:proofErr w:type="gramStart"/>
-      <w:r>
-        <w:t>GB)/..</w:t>
-      </w:r>
-      <w:proofErr w:type="gramEnd"/>
+        <w:t>Content Quality</w:t>
+      </w:r>
+      <w:r>
+        <w:t>: 1080p HD 15 fps - High (Full HD)</w:t>
+      </w:r>
     </w:p>
     <w:p>
       <w:pPr>
@@ -328,7 +274,40 @@
       <w:r>
         <w:rPr>
           <w:b/>
-          <w:bCs/>
+        </w:rPr>
+        <w:t>Acquisition Date</w:t>
+      </w:r>
+      <w:r>
+        <w:t>: 8/29/2025</w:t>
+      </w:r>
+    </w:p>
+    <w:p>
+      <w:pPr>
+        <w:ind w:left="720"/>
+      </w:pPr>
+      <w:r>
+        <w:t xml:space="preserve">* </w:t>
+      </w:r>
+      <w:r>
+        <w:rPr>
+          <w:b/>
+        </w:rPr>
+        <w:t>Storage Location</w:t>
+      </w:r>
+      <w:r>
+        <w:t>: KINGSTON Games (F:)/Games/.. | StorageType: Cloud -&gt; Platform: GitHub -&gt; Account: gamekingdomelbaf1 -&gt; Repository: KingdomheartsGame -&gt; Path: Games/PC/Strategy/Commandos Behind Enemy Lines (2.51 GB)/..</w:t>
+      </w:r>
+    </w:p>
+    <w:p>
+      <w:pPr>
+        <w:ind w:left="720"/>
+      </w:pPr>
+      <w:r>
+        <w:t xml:space="preserve">* </w:t>
+      </w:r>
+      <w:r>
+        <w:rPr>
+          <w:b/>
         </w:rPr>
         <w:t>Notes</w:t>
       </w:r>
